--- a/frontend/static/examples/114學年實習單位基本資料表.docx
+++ b/frontend/static/examples/114學年實習單位基本資料表.docx
@@ -100,11 +100,139 @@
       </w:r>
       <w:r>
         <w:rPr>
+          <w:rFonts w:eastAsia="標楷體"/>
+          <w:sz w:val="28"/>
+          <w:szCs w:val="28"/>
+        </w:rPr>
+        <w:t>4</w:t>
+      </w:r>
+      <w:r>
+        <w:rPr>
+          <w:rFonts w:eastAsia="標楷體"/>
+          <w:sz w:val="28"/>
+          <w:szCs w:val="28"/>
+        </w:rPr>
+        <w:t xml:space="preserve"> </w:t>
+      </w:r>
+      <w:r>
+        <w:rPr>
+          <w:rFonts w:eastAsia="標楷體"/>
+          <w:sz w:val="28"/>
+          <w:szCs w:val="28"/>
+        </w:rPr>
+        <w:t>年</w:t>
+      </w:r>
+      <w:r>
+        <w:rPr>
+          <w:rFonts w:eastAsia="標楷體"/>
+          <w:sz w:val="28"/>
+          <w:szCs w:val="28"/>
+        </w:rPr>
+        <w:t xml:space="preserve"> </w:t>
+      </w:r>
+      <w:r>
+        <w:rPr>
+          <w:rFonts w:eastAsia="標楷體"/>
+          <w:sz w:val="28"/>
+          <w:szCs w:val="28"/>
+        </w:rPr>
+        <w:t>2</w:t>
+      </w:r>
+      <w:r>
+        <w:rPr>
+          <w:rFonts w:eastAsia="標楷體"/>
+          <w:sz w:val="28"/>
+          <w:szCs w:val="28"/>
+        </w:rPr>
+        <w:t xml:space="preserve"> </w:t>
+      </w:r>
+      <w:r>
+        <w:rPr>
+          <w:rFonts w:eastAsia="標楷體"/>
+          <w:sz w:val="28"/>
+          <w:szCs w:val="28"/>
+        </w:rPr>
+        <w:t>月</w:t>
+      </w:r>
+      <w:r>
+        <w:rPr>
+          <w:rFonts w:eastAsia="標楷體"/>
+          <w:sz w:val="28"/>
+          <w:szCs w:val="28"/>
+        </w:rPr>
+        <w:t xml:space="preserve"> </w:t>
+      </w:r>
+      <w:r>
+        <w:rPr>
+          <w:rFonts w:eastAsia="標楷體"/>
+          <w:sz w:val="28"/>
+          <w:szCs w:val="28"/>
+        </w:rPr>
+        <w:t>17</w:t>
+      </w:r>
+      <w:r>
+        <w:rPr>
+          <w:rFonts w:eastAsia="標楷體"/>
+          <w:sz w:val="28"/>
+          <w:szCs w:val="28"/>
+        </w:rPr>
+        <w:t xml:space="preserve"> </w:t>
+      </w:r>
+      <w:r>
+        <w:rPr>
+          <w:rFonts w:eastAsia="標楷體"/>
+          <w:sz w:val="28"/>
+          <w:szCs w:val="28"/>
+        </w:rPr>
+        <w:t>日</w:t>
+      </w:r>
+      <w:r>
+        <w:rPr>
+          <w:rFonts w:eastAsia="標楷體"/>
+          <w:sz w:val="28"/>
+          <w:szCs w:val="28"/>
+        </w:rPr>
+        <w:t xml:space="preserve"> </w:t>
+      </w:r>
+      <w:r>
+        <w:rPr>
+          <w:rFonts w:eastAsia="標楷體"/>
+          <w:sz w:val="28"/>
+          <w:szCs w:val="28"/>
+        </w:rPr>
+        <w:t>至</w:t>
+      </w:r>
+      <w:r>
+        <w:rPr>
+          <w:rFonts w:eastAsia="標楷體"/>
+          <w:sz w:val="28"/>
+          <w:szCs w:val="28"/>
+        </w:rPr>
+        <w:t xml:space="preserve"> </w:t>
+      </w:r>
+      <w:r>
+        <w:rPr>
+          <w:rFonts w:eastAsia="標楷體"/>
+          <w:sz w:val="28"/>
+          <w:szCs w:val="28"/>
+        </w:rPr>
+        <w:t>1</w:t>
+      </w:r>
+      <w:r>
+        <w:rPr>
           <w:rFonts w:eastAsia="標楷體" w:hint="eastAsia"/>
           <w:sz w:val="28"/>
           <w:szCs w:val="28"/>
         </w:rPr>
-        <w:t>5</w:t>
+        <w:t>1</w:t>
+      </w:r>
+      <w:r>
+        <w:rPr>
+          <w:rFonts w:eastAsia="標楷體"/>
+          <w:sz w:val="28"/>
+          <w:szCs w:val="28"/>
+        </w:rPr>
+        <w:t>4</w:t>
       </w:r>
       <w:r>
         <w:rPr>
@@ -136,6 +264,38 @@
           <w:sz w:val="28"/>
           <w:szCs w:val="28"/>
         </w:rPr>
+        <w:t>6</w:t>
+      </w:r>
+      <w:r>
+        <w:rPr>
+          <w:rFonts w:eastAsia="標楷體"/>
+          <w:sz w:val="28"/>
+          <w:szCs w:val="28"/>
+        </w:rPr>
+        <w:t xml:space="preserve"> </w:t>
+      </w:r>
+      <w:r>
+        <w:rPr>
+          <w:rFonts w:eastAsia="標楷體"/>
+          <w:sz w:val="28"/>
+          <w:szCs w:val="28"/>
+        </w:rPr>
+        <w:t>月</w:t>
+      </w:r>
+      <w:r>
+        <w:rPr>
+          <w:rFonts w:eastAsia="標楷體"/>
+          <w:sz w:val="28"/>
+          <w:szCs w:val="28"/>
+        </w:rPr>
+        <w:t xml:space="preserve"> </w:t>
+      </w:r>
+      <w:r>
+        <w:rPr>
+          <w:rFonts w:eastAsia="標楷體" w:hint="eastAsia"/>
+          <w:sz w:val="28"/>
+          <w:szCs w:val="28"/>
+        </w:rPr>
         <w:t>2</w:t>
       </w:r>
       <w:r>
@@ -144,175 +304,7 @@
           <w:sz w:val="28"/>
           <w:szCs w:val="28"/>
         </w:rPr>
-        <w:t xml:space="preserve"> </w:t>
-      </w:r>
-      <w:r>
-        <w:rPr>
-          <w:rFonts w:eastAsia="標楷體"/>
-          <w:sz w:val="28"/>
-          <w:szCs w:val="28"/>
-        </w:rPr>
-        <w:t>月</w:t>
-      </w:r>
-      <w:r>
-        <w:rPr>
-          <w:rFonts w:eastAsia="標楷體"/>
-          <w:sz w:val="28"/>
-          <w:szCs w:val="28"/>
-        </w:rPr>
-        <w:t xml:space="preserve"> </w:t>
-      </w:r>
-      <w:r>
-        <w:rPr>
-          <w:rFonts w:eastAsia="標楷體" w:hint="eastAsia"/>
-          <w:sz w:val="28"/>
-          <w:szCs w:val="28"/>
-        </w:rPr>
-        <w:t>23</w:t>
-      </w:r>
-      <w:r>
-        <w:rPr>
-          <w:rFonts w:eastAsia="標楷體"/>
-          <w:sz w:val="28"/>
-          <w:szCs w:val="28"/>
-        </w:rPr>
-        <w:t xml:space="preserve"> </w:t>
-      </w:r>
-      <w:r>
-        <w:rPr>
-          <w:rFonts w:eastAsia="標楷體"/>
-          <w:sz w:val="28"/>
-          <w:szCs w:val="28"/>
-        </w:rPr>
-        <w:t>日</w:t>
-      </w:r>
-      <w:r>
-        <w:rPr>
-          <w:rFonts w:eastAsia="標楷體"/>
-          <w:sz w:val="28"/>
-          <w:szCs w:val="28"/>
-        </w:rPr>
-        <w:t xml:space="preserve"> </w:t>
-      </w:r>
-      <w:r>
-        <w:rPr>
-          <w:rFonts w:eastAsia="標楷體"/>
-          <w:sz w:val="28"/>
-          <w:szCs w:val="28"/>
-        </w:rPr>
-        <w:t>至</w:t>
-      </w:r>
-      <w:r>
-        <w:rPr>
-          <w:rFonts w:eastAsia="標楷體"/>
-          <w:sz w:val="28"/>
-          <w:szCs w:val="28"/>
-        </w:rPr>
-        <w:t xml:space="preserve"> </w:t>
-      </w:r>
-      <w:r>
-        <w:rPr>
-          <w:rFonts w:eastAsia="標楷體"/>
-          <w:sz w:val="28"/>
-          <w:szCs w:val="28"/>
-        </w:rPr>
-        <w:t>1</w:t>
-      </w:r>
-      <w:r>
-        <w:rPr>
-          <w:rFonts w:eastAsia="標楷體" w:hint="eastAsia"/>
-          <w:sz w:val="28"/>
-          <w:szCs w:val="28"/>
-        </w:rPr>
-        <w:t>1</w:t>
-      </w:r>
-      <w:r>
-        <w:rPr>
-          <w:rFonts w:eastAsia="標楷體" w:hint="eastAsia"/>
-          <w:sz w:val="28"/>
-          <w:szCs w:val="28"/>
-        </w:rPr>
-        <w:t>5</w:t>
-      </w:r>
-      <w:r>
-        <w:rPr>
-          <w:rFonts w:eastAsia="標楷體"/>
-          <w:sz w:val="28"/>
-          <w:szCs w:val="28"/>
-        </w:rPr>
-        <w:t xml:space="preserve"> </w:t>
-      </w:r>
-      <w:r>
-        <w:rPr>
-          <w:rFonts w:eastAsia="標楷體"/>
-          <w:sz w:val="28"/>
-          <w:szCs w:val="28"/>
-        </w:rPr>
-        <w:t>年</w:t>
-      </w:r>
-      <w:r>
-        <w:rPr>
-          <w:rFonts w:eastAsia="標楷體"/>
-          <w:sz w:val="28"/>
-          <w:szCs w:val="28"/>
-        </w:rPr>
-        <w:t xml:space="preserve"> </w:t>
-      </w:r>
-      <w:r>
-        <w:rPr>
-          <w:rFonts w:eastAsia="標楷體"/>
-          <w:sz w:val="28"/>
-          <w:szCs w:val="28"/>
-        </w:rPr>
-        <w:t>6</w:t>
-      </w:r>
-      <w:r>
-        <w:rPr>
-          <w:rFonts w:eastAsia="標楷體"/>
-          <w:sz w:val="28"/>
-          <w:szCs w:val="28"/>
-        </w:rPr>
-        <w:t xml:space="preserve"> </w:t>
-      </w:r>
-      <w:r>
-        <w:rPr>
-          <w:rFonts w:eastAsia="標楷體"/>
-          <w:sz w:val="28"/>
-          <w:szCs w:val="28"/>
-        </w:rPr>
-        <w:t>月</w:t>
-      </w:r>
-      <w:r>
-        <w:rPr>
-          <w:rFonts w:eastAsia="標楷體"/>
-          <w:sz w:val="28"/>
-          <w:szCs w:val="28"/>
-        </w:rPr>
-        <w:t xml:space="preserve"> </w:t>
-      </w:r>
-      <w:r>
-        <w:rPr>
-          <w:rFonts w:eastAsia="標楷體" w:hint="eastAsia"/>
-          <w:sz w:val="28"/>
-          <w:szCs w:val="28"/>
-        </w:rPr>
-        <w:t>2</w:t>
-      </w:r>
-      <w:r>
-        <w:rPr>
-          <w:rFonts w:eastAsia="標楷體" w:hint="eastAsia"/>
-          <w:sz w:val="28"/>
-          <w:szCs w:val="28"/>
-        </w:rPr>
-        <w:t>6</w:t>
-      </w:r>
-      <w:r>
-        <w:rPr>
-          <w:rFonts w:eastAsia="標楷體"/>
-          <w:sz w:val="28"/>
-          <w:szCs w:val="28"/>
-        </w:rPr>
-        <w:t xml:space="preserve"> </w:t>
+        <w:t>0</w:t>
       </w:r>
       <w:r>
         <w:rPr>
